--- a/TesisFinal/DocumentacionNuevos.docx
+++ b/TesisFinal/DocumentacionNuevos.docx
@@ -4,6 +4,9 @@
   <w:body>
     <w:p>
       <w:r>
+        <w:t xml:space="preserve"> </w:t>
+      </w:r>
+      <w:r>
         <w:rPr>
           <w:noProof/>
         </w:rPr>
@@ -87,8 +90,13 @@
       </w:r>
     </w:p>
     <w:p>
-      <w:r>
-        <w:t>Rollout con 6 veces cada acción</w:t>
+      <w:proofErr w:type="spellStart"/>
+      <w:r>
+        <w:t>Rollout</w:t>
+      </w:r>
+      <w:proofErr w:type="spellEnd"/>
+      <w:r>
+        <w:t xml:space="preserve"> con 6 veces cada acción</w:t>
       </w:r>
     </w:p>
     <w:p>
@@ -365,12 +373,143 @@
     </w:p>
     <w:p>
       <w:r>
-        <w:t>            ET.SubElement(demanda_prod, "Media").text = str(round(np.random.uniform(1,3) )) #</w:t>
-      </w:r>
-    </w:p>
-    <w:p>
-      <w:r>
-        <w:t>            ET.SubElement(demanda_prod, "DesvEst").text = str(round(random.uniform(1,3), 2))  </w:t>
+        <w:t xml:space="preserve">            </w:t>
+      </w:r>
+      <w:proofErr w:type="spellStart"/>
+      <w:proofErr w:type="gramStart"/>
+      <w:r>
+        <w:t>ET.SubElement</w:t>
+      </w:r>
+      <w:proofErr w:type="spellEnd"/>
+      <w:proofErr w:type="gramEnd"/>
+      <w:r>
+        <w:t>(</w:t>
+      </w:r>
+      <w:proofErr w:type="spellStart"/>
+      <w:r>
+        <w:t>demanda_prod</w:t>
+      </w:r>
+      <w:proofErr w:type="spellEnd"/>
+      <w:r>
+        <w:t>, "Media").</w:t>
+      </w:r>
+      <w:proofErr w:type="spellStart"/>
+      <w:r>
+        <w:t>text</w:t>
+      </w:r>
+      <w:proofErr w:type="spellEnd"/>
+      <w:r>
+        <w:t xml:space="preserve"> = </w:t>
+      </w:r>
+      <w:proofErr w:type="spellStart"/>
+      <w:r>
+        <w:t>str</w:t>
+      </w:r>
+      <w:proofErr w:type="spellEnd"/>
+      <w:r>
+        <w:t>(</w:t>
+      </w:r>
+      <w:proofErr w:type="gramStart"/>
+      <w:r>
+        <w:t>round</w:t>
+      </w:r>
+      <w:proofErr w:type="gramEnd"/>
+      <w:r>
+        <w:t>(</w:t>
+      </w:r>
+      <w:proofErr w:type="spellStart"/>
+      <w:proofErr w:type="gramStart"/>
+      <w:r>
+        <w:t>np.random</w:t>
+      </w:r>
+      <w:proofErr w:type="gramEnd"/>
+      <w:r>
+        <w:t>.</w:t>
+      </w:r>
+      <w:proofErr w:type="gramStart"/>
+      <w:r>
+        <w:t>uniform</w:t>
+      </w:r>
+      <w:proofErr w:type="spellEnd"/>
+      <w:r>
+        <w:t>(</w:t>
+      </w:r>
+      <w:proofErr w:type="gramEnd"/>
+      <w:r>
+        <w:t>1,3</w:t>
+      </w:r>
+      <w:proofErr w:type="gramStart"/>
+      <w:r>
+        <w:t>) )</w:t>
+      </w:r>
+      <w:proofErr w:type="gramEnd"/>
+      <w:r>
+        <w:t>) #</w:t>
+      </w:r>
+    </w:p>
+    <w:p>
+      <w:r>
+        <w:t xml:space="preserve">            </w:t>
+      </w:r>
+      <w:proofErr w:type="spellStart"/>
+      <w:proofErr w:type="gramStart"/>
+      <w:r>
+        <w:t>ET.SubElement</w:t>
+      </w:r>
+      <w:proofErr w:type="spellEnd"/>
+      <w:proofErr w:type="gramEnd"/>
+      <w:r>
+        <w:t>(</w:t>
+      </w:r>
+      <w:proofErr w:type="spellStart"/>
+      <w:r>
+        <w:t>demanda_prod</w:t>
+      </w:r>
+      <w:proofErr w:type="spellEnd"/>
+      <w:r>
+        <w:t>, "</w:t>
+      </w:r>
+      <w:proofErr w:type="spellStart"/>
+      <w:r>
+        <w:t>DesvEst</w:t>
+      </w:r>
+      <w:proofErr w:type="spellEnd"/>
+      <w:r>
+        <w:t>").</w:t>
+      </w:r>
+      <w:proofErr w:type="spellStart"/>
+      <w:r>
+        <w:t>text</w:t>
+      </w:r>
+      <w:proofErr w:type="spellEnd"/>
+      <w:r>
+        <w:t xml:space="preserve"> = </w:t>
+      </w:r>
+      <w:proofErr w:type="spellStart"/>
+      <w:r>
+        <w:t>str</w:t>
+      </w:r>
+      <w:proofErr w:type="spellEnd"/>
+      <w:r>
+        <w:t>(</w:t>
+      </w:r>
+      <w:proofErr w:type="gramStart"/>
+      <w:r>
+        <w:t>round</w:t>
+      </w:r>
+      <w:proofErr w:type="gramEnd"/>
+      <w:r>
+        <w:t>(</w:t>
+      </w:r>
+      <w:proofErr w:type="spellStart"/>
+      <w:proofErr w:type="gramStart"/>
+      <w:r>
+        <w:t>random.uniform</w:t>
+      </w:r>
+      <w:proofErr w:type="spellEnd"/>
+      <w:proofErr w:type="gramEnd"/>
+      <w:r>
+        <w:t>(1,3), 2))  </w:t>
       </w:r>
     </w:p>
     <w:p/>
